--- a/downloads/luria_10_words_protocol.docx
+++ b/downloads/luria_10_words_protocol.docx
@@ -96,7 +96,7 @@
                 <w:sz w:val="16"/>
                 <w:rFonts w:ascii="Arial" w:hAnsi="Arial" w:eastAsia="Arial"/>
               </w:rPr>
-              <w:t xml:space="preserve">1</w:t>
+              <w:t xml:space="preserve">лес</w:t>
             </w:r>
           </w:p>
         </w:tc>
@@ -117,7 +117,7 @@
                 <w:sz w:val="16"/>
                 <w:rFonts w:ascii="Arial" w:hAnsi="Arial" w:eastAsia="Arial"/>
               </w:rPr>
-              <w:t xml:space="preserve">2</w:t>
+              <w:t xml:space="preserve">хлеб</w:t>
             </w:r>
           </w:p>
         </w:tc>
@@ -138,7 +138,7 @@
                 <w:sz w:val="16"/>
                 <w:rFonts w:ascii="Arial" w:hAnsi="Arial" w:eastAsia="Arial"/>
               </w:rPr>
-              <w:t xml:space="preserve">3</w:t>
+              <w:t xml:space="preserve">окно</w:t>
             </w:r>
           </w:p>
         </w:tc>
@@ -159,7 +159,7 @@
                 <w:sz w:val="16"/>
                 <w:rFonts w:ascii="Arial" w:hAnsi="Arial" w:eastAsia="Arial"/>
               </w:rPr>
-              <w:t xml:space="preserve">4</w:t>
+              <w:t xml:space="preserve">стул</w:t>
             </w:r>
           </w:p>
         </w:tc>
@@ -180,7 +180,7 @@
                 <w:sz w:val="16"/>
                 <w:rFonts w:ascii="Arial" w:hAnsi="Arial" w:eastAsia="Arial"/>
               </w:rPr>
-              <w:t xml:space="preserve">5</w:t>
+              <w:t xml:space="preserve">вода</w:t>
             </w:r>
           </w:p>
         </w:tc>
@@ -201,7 +201,7 @@
                 <w:sz w:val="16"/>
                 <w:rFonts w:ascii="Arial" w:hAnsi="Arial" w:eastAsia="Arial"/>
               </w:rPr>
-              <w:t xml:space="preserve">6</w:t>
+              <w:t xml:space="preserve">брат</w:t>
             </w:r>
           </w:p>
         </w:tc>
@@ -222,7 +222,7 @@
                 <w:sz w:val="16"/>
                 <w:rFonts w:ascii="Arial" w:hAnsi="Arial" w:eastAsia="Arial"/>
               </w:rPr>
-              <w:t xml:space="preserve">7</w:t>
+              <w:t xml:space="preserve">конь</w:t>
             </w:r>
           </w:p>
         </w:tc>
@@ -243,7 +243,7 @@
                 <w:sz w:val="16"/>
                 <w:rFonts w:ascii="Arial" w:hAnsi="Arial" w:eastAsia="Arial"/>
               </w:rPr>
-              <w:t xml:space="preserve">8</w:t>
+              <w:t xml:space="preserve">гриб</w:t>
             </w:r>
           </w:p>
         </w:tc>
@@ -264,7 +264,7 @@
                 <w:sz w:val="16"/>
                 <w:rFonts w:ascii="Arial" w:hAnsi="Arial" w:eastAsia="Arial"/>
               </w:rPr>
-              <w:t xml:space="preserve">9</w:t>
+              <w:t xml:space="preserve">игла</w:t>
             </w:r>
           </w:p>
         </w:tc>
@@ -285,7 +285,7 @@
                 <w:sz w:val="16"/>
                 <w:rFonts w:ascii="Arial" w:hAnsi="Arial" w:eastAsia="Arial"/>
               </w:rPr>
-              <w:t xml:space="preserve">10</w:t>
+              <w:t xml:space="preserve">мед</w:t>
             </w:r>
           </w:p>
         </w:tc>
@@ -1257,7 +1257,7 @@
           <w:sz w:val="17"/>
           <w:rFonts w:ascii="Arial" w:hAnsi="Arial" w:eastAsia="Arial"/>
         </w:rPr>
-        <w:t xml:space="preserve">Колонки 1-10 соответствуют порядку слов в отдельном стимульном листе специалиста.</w:t>
+        <w:t xml:space="preserve">Слова в верхней строке читаются слева направо специалистом. Лист ребенку не показывать.</w:t>
       </w:r>
     </w:p>
     <w:p>
